--- a/hin/docx/40.content.docx
+++ b/hin/docx/40.content.docx
@@ -11,6 +11,15 @@
         <w:pStyle w:val="Heading2"/>
       </w:pPr>
       <w:r>
+        <w:t>Resource: अध्ययन नोट्स (टिंडेल)</w:t>
+      </w:r>
+      <w:r/>
+    </w:p>
+    <w:p>
+      <w:pPr>
+        <w:pStyle w:val="Heading2"/>
+      </w:pPr>
+      <w:r>
         <w:t>License Information</w:t>
       </w:r>
       <w:r/>
@@ -21,7 +30,7 @@
         <w:rPr>
           <w:b/>
         </w:rPr>
-        <w:t>Study Notes (Tyndale)</w:t>
+        <w:t>अध्ययन नोट्स (टिंडेल)</w:t>
       </w:r>
       <w:r>
         <w:t xml:space="preserve"> (Hindi) is based on</w:t>
@@ -74,7 +83,7 @@
         <w:pStyle w:val="Heading1"/>
       </w:pPr>
       <w:r>
-        <w:t>Study Notes (Tyndale)</w:t>
+        <w:t>अध्ययन नोट्स (टिंडेल)</w:t>
       </w:r>
     </w:p>
     <w:p>
@@ -83,6 +92,51 @@
           <w:headerReference w:type="even" r:id="rId8"/>
           <w:headerReference w:type="default" r:id="rId9"/>
           <w:footerReference w:type="default" r:id="rId10"/>
+          <w:footnotePr>
+            <w:numRestart w:val="eachSect"/>
+          </w:footnotePr>
+          <w:type w:val="continuous"/>
+          <w:pgSz w:w="12240" w:h="15840" w:code="1"/>
+          <w:pgMar w:top="1440" w:right="1440" w:bottom="1440" w:left="1440" w:header="504" w:footer="504" w:gutter="0"/>
+          <w:cols w:space="708"/>
+          <w:titlePg/>
+          <w:docGrid w:linePitch="360"/>
+        </w:sectPr>
+      </w:pPr>
+    </w:p>
+    <w:p>
+      <w:r/>
+    </w:p>
+    <w:p>
+      <w:pPr>
+        <w:pStyle w:val="Heading2"/>
+      </w:pPr>
+      <w:r>
+        <w:t>MAT</w:t>
+      </w:r>
+      <w:r/>
+    </w:p>
+    <w:p>
+      <w:r/>
+      <w:r>
+        <w:rPr>
+          <w:i/>
+        </w:rPr>
+        <w:t>मत्ती 26:26–29</w:t>
+      </w:r>
+      <w:r/>
+    </w:p>
+    <w:p>
+      <w:r/>
+      <w:r>
+        <w:t xml:space="preserve"> </w:t>
+      </w:r>
+      <w:r/>
+      <w:r/>
+    </w:p>
+    <w:p>
+      <w:pPr>
+        <w:sectPr>
           <w:footnotePr>
             <w:numRestart w:val="eachSect"/>
           </w:footnotePr>

--- a/hin/docx/40.content.docx
+++ b/hin/docx/40.content.docx
@@ -4,48 +4,88 @@
   <w:body>
     <w:p/>
     <w:p>
-      <w:r/>
+      <w:pPr/>
+      <w:r>
+        <w:rPr>
+          <w:lang w:val="hi_IN" w:bidi="hi_IN"/>
+        </w:rPr>
+      </w:r>
     </w:p>
     <w:p>
       <w:pPr>
         <w:pStyle w:val="Heading2"/>
       </w:pPr>
       <w:r>
+        <w:rPr>
+          <w:lang w:val="hi_IN" w:bidi="hi_IN"/>
+        </w:rPr>
         <w:t>Resource: अध्ययन नोट्स (टिंडेल)</w:t>
       </w:r>
-      <w:r/>
+      <w:r>
+        <w:rPr>
+          <w:lang w:val="hi_IN" w:bidi="hi_IN"/>
+        </w:rPr>
+      </w:r>
     </w:p>
     <w:p>
       <w:pPr>
         <w:pStyle w:val="Heading2"/>
       </w:pPr>
       <w:r>
+        <w:rPr>
+          <w:lang w:val="hi_IN" w:bidi="hi_IN"/>
+        </w:rPr>
         <w:t>License Information</w:t>
       </w:r>
-      <w:r/>
+      <w:r>
+        <w:rPr>
+          <w:lang w:val="hi_IN" w:bidi="hi_IN"/>
+        </w:rPr>
+      </w:r>
     </w:p>
     <w:p>
-      <w:r/>
+      <w:pPr/>
+      <w:r>
+        <w:rPr>
+          <w:lang w:val="hi_IN" w:bidi="hi_IN"/>
+        </w:rPr>
+      </w:r>
       <w:r>
         <w:rPr>
           <w:b/>
+          <w:lang w:val="hi_IN" w:bidi="hi_IN"/>
         </w:rPr>
         <w:t>अध्ययन नोट्स (टिंडेल)</w:t>
       </w:r>
       <w:r>
+        <w:rPr>
+          <w:lang w:val="hi_IN" w:bidi="hi_IN"/>
+        </w:rPr>
         <w:t xml:space="preserve"> (Hindi) is based on</w:t>
       </w:r>
       <w:r>
+        <w:rPr>
+          <w:lang w:val="hi_IN" w:bidi="hi_IN"/>
+        </w:rPr>
         <w:t xml:space="preserve">: </w:t>
       </w:r>
       <w:r>
+        <w:rPr>
+          <w:lang w:val="hi_IN" w:bidi="hi_IN"/>
+        </w:rPr>
         <w:t>Tyndale Open Study Notes</w:t>
       </w:r>
       <w:r>
+        <w:rPr>
+          <w:lang w:val="hi_IN" w:bidi="hi_IN"/>
+        </w:rPr>
         <w:t xml:space="preserve">, </w:t>
       </w:r>
       <w:hyperlink r:id="rId13">
         <w:r>
+          <w:rPr>
+            <w:lang w:val="hi_IN" w:bidi="hi_IN"/>
+          </w:rPr>
           <w:rPr>
             <w:color w:val="0000EE"/>
             <w:u w:val="single"/>
@@ -54,10 +94,16 @@
         </w:r>
       </w:hyperlink>
       <w:r>
+        <w:rPr>
+          <w:lang w:val="hi_IN" w:bidi="hi_IN"/>
+        </w:rPr>
         <w:t xml:space="preserve">, 2019, which is licensed under a </w:t>
       </w:r>
       <w:hyperlink r:id="rId14">
         <w:r>
+          <w:rPr>
+            <w:lang w:val="hi_IN" w:bidi="hi_IN"/>
+          </w:rPr>
           <w:rPr>
             <w:color w:val="0000EE"/>
             <w:u w:val="single"/>
@@ -66,23 +112,49 @@
         </w:r>
       </w:hyperlink>
       <w:r>
+        <w:rPr>
+          <w:lang w:val="hi_IN" w:bidi="hi_IN"/>
+        </w:rPr>
         <w:t>.</w:t>
       </w:r>
-      <w:r/>
+      <w:r>
+        <w:rPr>
+          <w:lang w:val="hi_IN" w:bidi="hi_IN"/>
+        </w:rPr>
+      </w:r>
     </w:p>
     <w:p>
-      <w:r/>
-      <w:r>
+      <w:pPr/>
+      <w:r>
+        <w:rPr>
+          <w:lang w:val="hi_IN" w:bidi="hi_IN"/>
+        </w:rPr>
+      </w:r>
+      <w:r>
+        <w:rPr>
+          <w:lang w:val="hi_IN" w:bidi="hi_IN"/>
+        </w:rPr>
         <w:t>This PDF version is provided under the same license.</w:t>
       </w:r>
-      <w:r/>
-      <w:r/>
+      <w:r>
+        <w:rPr>
+          <w:lang w:val="hi_IN" w:bidi="hi_IN"/>
+        </w:rPr>
+      </w:r>
+      <w:r>
+        <w:rPr>
+          <w:lang w:val="hi_IN" w:bidi="hi_IN"/>
+        </w:rPr>
+      </w:r>
     </w:p>
     <w:p>
       <w:pPr>
         <w:pStyle w:val="Heading1"/>
       </w:pPr>
       <w:r>
+        <w:rPr>
+          <w:lang w:val="hi_IN" w:bidi="hi_IN"/>
+        </w:rPr>
         <w:t>अध्ययन नोट्स (टिंडेल)</w:t>
       </w:r>
     </w:p>
@@ -105,34 +177,72 @@
       </w:pPr>
     </w:p>
     <w:p>
-      <w:r/>
+      <w:pPr/>
+      <w:r>
+        <w:rPr>
+          <w:lang w:val="hi_IN" w:bidi="hi_IN"/>
+        </w:rPr>
+      </w:r>
     </w:p>
     <w:p>
       <w:pPr>
         <w:pStyle w:val="Heading2"/>
       </w:pPr>
       <w:r>
+        <w:rPr>
+          <w:lang w:val="hi_IN" w:bidi="hi_IN"/>
+        </w:rPr>
         <w:t>MAT</w:t>
       </w:r>
-      <w:r/>
+      <w:r>
+        <w:rPr>
+          <w:lang w:val="hi_IN" w:bidi="hi_IN"/>
+        </w:rPr>
+      </w:r>
     </w:p>
     <w:p>
-      <w:r/>
+      <w:pPr/>
+      <w:r>
+        <w:rPr>
+          <w:lang w:val="hi_IN" w:bidi="hi_IN"/>
+        </w:rPr>
+      </w:r>
       <w:r>
         <w:rPr>
           <w:i/>
+          <w:lang w:val="hi_IN" w:bidi="hi_IN"/>
         </w:rPr>
         <w:t>मत्ती 26:26–29</w:t>
       </w:r>
-      <w:r/>
+      <w:r>
+        <w:rPr>
+          <w:lang w:val="hi_IN" w:bidi="hi_IN"/>
+        </w:rPr>
+      </w:r>
     </w:p>
     <w:p>
-      <w:r/>
-      <w:r>
+      <w:pPr/>
+      <w:r>
+        <w:rPr>
+          <w:lang w:val="hi_IN" w:bidi="hi_IN"/>
+        </w:rPr>
+      </w:r>
+      <w:r>
+        <w:rPr>
+          <w:lang w:val="hi_IN" w:bidi="hi_IN"/>
+        </w:rPr>
         <w:t xml:space="preserve"> </w:t>
       </w:r>
-      <w:r/>
-      <w:r/>
+      <w:r>
+        <w:rPr>
+          <w:lang w:val="hi_IN" w:bidi="hi_IN"/>
+        </w:rPr>
+      </w:r>
+      <w:r>
+        <w:rPr>
+          <w:lang w:val="hi_IN" w:bidi="hi_IN"/>
+        </w:rPr>
+      </w:r>
     </w:p>
     <w:p>
       <w:pPr>
@@ -150,24 +260,47 @@
       </w:pPr>
     </w:p>
     <w:p>
-      <w:r/>
+      <w:pPr/>
+      <w:r>
+        <w:rPr>
+          <w:lang w:val="hi_IN" w:bidi="hi_IN"/>
+        </w:rPr>
+      </w:r>
     </w:p>
     <w:p>
       <w:pPr>
         <w:pStyle w:val="Heading2"/>
       </w:pPr>
       <w:r>
+        <w:rPr>
+          <w:lang w:val="hi_IN" w:bidi="hi_IN"/>
+        </w:rPr>
         <w:t>मत्ती 26:26–29</w:t>
       </w:r>
-      <w:r/>
+      <w:r>
+        <w:rPr>
+          <w:lang w:val="hi_IN" w:bidi="hi_IN"/>
+        </w:rPr>
+      </w:r>
     </w:p>
     <w:p>
-      <w:r/>
-      <w:r>
+      <w:pPr/>
+      <w:r>
+        <w:rPr>
+          <w:lang w:val="hi_IN" w:bidi="hi_IN"/>
+        </w:rPr>
+      </w:r>
+      <w:r>
+        <w:rPr>
+          <w:lang w:val="hi_IN" w:bidi="hi_IN"/>
+        </w:rPr>
         <w:t xml:space="preserve">अंतिम भोज का महत्व आंशिक रूप से यहूदी फसह से प्राप्त होता है (देखें </w:t>
       </w:r>
       <w:hyperlink r:id="rId15">
         <w:r>
+          <w:rPr>
+            <w:lang w:val="hi_IN" w:bidi="hi_IN"/>
+          </w:rPr>
           <w:rPr>
             <w:color w:val="0000EE"/>
             <w:u w:val="single"/>
@@ -176,16 +309,28 @@
         </w:r>
       </w:hyperlink>
       <w:r>
+        <w:rPr>
+          <w:lang w:val="hi_IN" w:bidi="hi_IN"/>
+        </w:rPr>
         <w:t xml:space="preserve">)। </w:t>
       </w:r>
       <w:r>
+        <w:rPr>
+          <w:lang w:val="hi_IN" w:bidi="hi_IN"/>
+        </w:rPr>
         <w:t>फसह के लिए यहूदी धर्म के चरण इस प्रकार हैं</w:t>
       </w:r>
       <w:r>
+        <w:rPr>
+          <w:lang w:val="hi_IN" w:bidi="hi_IN"/>
+        </w:rPr>
         <w:t xml:space="preserve">: (1) उत्सव आशीर्वाद; (2) पहला प्याला (देखें </w:t>
       </w:r>
       <w:hyperlink r:id="rId16">
         <w:r>
+          <w:rPr>
+            <w:lang w:val="hi_IN" w:bidi="hi_IN"/>
+          </w:rPr>
           <w:rPr>
             <w:color w:val="0000EE"/>
             <w:u w:val="single"/>
@@ -194,10 +339,16 @@
         </w:r>
       </w:hyperlink>
       <w:r>
+        <w:rPr>
+          <w:lang w:val="hi_IN" w:bidi="hi_IN"/>
+        </w:rPr>
         <w:t xml:space="preserve">); (3) कड़वे जड़ी-बूटियों का खाना (देखें </w:t>
       </w:r>
       <w:hyperlink r:id="rId17">
         <w:r>
+          <w:rPr>
+            <w:lang w:val="hi_IN" w:bidi="hi_IN"/>
+          </w:rPr>
           <w:rPr>
             <w:color w:val="0000EE"/>
             <w:u w:val="single"/>
@@ -206,16 +357,28 @@
         </w:r>
       </w:hyperlink>
       <w:r>
+        <w:rPr>
+          <w:lang w:val="hi_IN" w:bidi="hi_IN"/>
+        </w:rPr>
         <w:t xml:space="preserve"> और </w:t>
       </w:r>
       <w:r>
+        <w:rPr>
+          <w:lang w:val="hi_IN" w:bidi="hi_IN"/>
+        </w:rPr>
         <w:t xml:space="preserve">संबंधित अध्ययन पत्री </w:t>
       </w:r>
       <w:r>
+        <w:rPr>
+          <w:lang w:val="hi_IN" w:bidi="hi_IN"/>
+        </w:rPr>
         <w:t>; (4) बिना खमीर की रोटी खाना (</w:t>
       </w:r>
       <w:hyperlink r:id="rId18">
         <w:r>
+          <w:rPr>
+            <w:lang w:val="hi_IN" w:bidi="hi_IN"/>
+          </w:rPr>
           <w:rPr>
             <w:color w:val="0000EE"/>
             <w:u w:val="single"/>
@@ -224,10 +387,16 @@
         </w:r>
       </w:hyperlink>
       <w:r>
+        <w:rPr>
+          <w:lang w:val="hi_IN" w:bidi="hi_IN"/>
+        </w:rPr>
         <w:t xml:space="preserve">; </w:t>
       </w:r>
       <w:hyperlink r:id="rId19">
         <w:r>
+          <w:rPr>
+            <w:lang w:val="hi_IN" w:bidi="hi_IN"/>
+          </w:rPr>
           <w:rPr>
             <w:color w:val="0000EE"/>
             <w:u w:val="single"/>
@@ -236,19 +405,29 @@
         </w:r>
       </w:hyperlink>
       <w:r>
+        <w:rPr>
+          <w:lang w:val="hi_IN" w:bidi="hi_IN"/>
+        </w:rPr>
         <w:t xml:space="preserve">); (5) दूसरा प्याला मिलाया जाता है; (6) फसह </w:t>
       </w:r>
       <w:r>
         <w:rPr>
           <w:i/>
+          <w:lang w:val="hi_IN" w:bidi="hi_IN"/>
         </w:rPr>
         <w:t>हग्गदाह</w:t>
       </w:r>
       <w:r>
+        <w:rPr>
+          <w:lang w:val="hi_IN" w:bidi="hi_IN"/>
+        </w:rPr>
         <w:t xml:space="preserve"> (पाठ) दिया जाता है (</w:t>
       </w:r>
       <w:hyperlink r:id="rId15">
         <w:r>
+          <w:rPr>
+            <w:lang w:val="hi_IN" w:bidi="hi_IN"/>
+          </w:rPr>
           <w:rPr>
             <w:color w:val="0000EE"/>
             <w:u w:val="single"/>
@@ -257,19 +436,29 @@
         </w:r>
       </w:hyperlink>
       <w:r>
+        <w:rPr>
+          <w:lang w:val="hi_IN" w:bidi="hi_IN"/>
+        </w:rPr>
         <w:t xml:space="preserve">); (7) </w:t>
       </w:r>
       <w:r>
         <w:rPr>
           <w:i/>
+          <w:lang w:val="hi_IN" w:bidi="hi_IN"/>
         </w:rPr>
         <w:t>हल्लेल</w:t>
       </w:r>
       <w:r>
+        <w:rPr>
+          <w:lang w:val="hi_IN" w:bidi="hi_IN"/>
+        </w:rPr>
         <w:t xml:space="preserve"> का पहला भाग (</w:t>
       </w:r>
       <w:hyperlink r:id="rId20">
         <w:r>
+          <w:rPr>
+            <w:lang w:val="hi_IN" w:bidi="hi_IN"/>
+          </w:rPr>
           <w:rPr>
             <w:color w:val="0000EE"/>
             <w:u w:val="single"/>
@@ -278,16 +467,28 @@
         </w:r>
       </w:hyperlink>
       <w:r>
+        <w:rPr>
+          <w:lang w:val="hi_IN" w:bidi="hi_IN"/>
+        </w:rPr>
         <w:t xml:space="preserve">; देखें </w:t>
       </w:r>
       <w:r>
+        <w:rPr>
+          <w:lang w:val="hi_IN" w:bidi="hi_IN"/>
+        </w:rPr>
         <w:t>भज 113–118 पर अध्ययन पत्री</w:t>
       </w:r>
       <w:r>
+        <w:rPr>
+          <w:lang w:val="hi_IN" w:bidi="hi_IN"/>
+        </w:rPr>
         <w:t>); (8) दूसरा प्याला लिया जाता है; (9) बिना खमीर की रोटी का आशीष और खाना (</w:t>
       </w:r>
       <w:hyperlink r:id="rId18">
         <w:r>
+          <w:rPr>
+            <w:lang w:val="hi_IN" w:bidi="hi_IN"/>
+          </w:rPr>
           <w:rPr>
             <w:color w:val="0000EE"/>
             <w:u w:val="single"/>
@@ -296,10 +497,16 @@
         </w:r>
       </w:hyperlink>
       <w:r>
+        <w:rPr>
+          <w:lang w:val="hi_IN" w:bidi="hi_IN"/>
+        </w:rPr>
         <w:t xml:space="preserve">; </w:t>
       </w:r>
       <w:hyperlink r:id="rId19">
         <w:r>
+          <w:rPr>
+            <w:lang w:val="hi_IN" w:bidi="hi_IN"/>
+          </w:rPr>
           <w:rPr>
             <w:color w:val="0000EE"/>
             <w:u w:val="single"/>
@@ -308,10 +515,16 @@
         </w:r>
       </w:hyperlink>
       <w:r>
+        <w:rPr>
+          <w:lang w:val="hi_IN" w:bidi="hi_IN"/>
+        </w:rPr>
         <w:t xml:space="preserve">; </w:t>
       </w:r>
       <w:hyperlink r:id="rId21">
         <w:r>
+          <w:rPr>
+            <w:lang w:val="hi_IN" w:bidi="hi_IN"/>
+          </w:rPr>
           <w:rPr>
             <w:color w:val="0000EE"/>
             <w:u w:val="single"/>
@@ -320,10 +533,16 @@
         </w:r>
       </w:hyperlink>
       <w:r>
+        <w:rPr>
+          <w:lang w:val="hi_IN" w:bidi="hi_IN"/>
+        </w:rPr>
         <w:t>); (10) फसह का मेमना खाया जाता है; (11) तीसरा प्याला (</w:t>
       </w:r>
       <w:hyperlink r:id="rId22">
         <w:r>
+          <w:rPr>
+            <w:lang w:val="hi_IN" w:bidi="hi_IN"/>
+          </w:rPr>
           <w:rPr>
             <w:color w:val="0000EE"/>
             <w:u w:val="single"/>
@@ -332,10 +551,16 @@
         </w:r>
       </w:hyperlink>
       <w:r>
+        <w:rPr>
+          <w:lang w:val="hi_IN" w:bidi="hi_IN"/>
+        </w:rPr>
         <w:t xml:space="preserve">; </w:t>
       </w:r>
       <w:hyperlink r:id="rId23">
         <w:r>
+          <w:rPr>
+            <w:lang w:val="hi_IN" w:bidi="hi_IN"/>
+          </w:rPr>
           <w:rPr>
             <w:color w:val="0000EE"/>
             <w:u w:val="single"/>
@@ -344,10 +569,16 @@
         </w:r>
       </w:hyperlink>
       <w:r>
+        <w:rPr>
+          <w:lang w:val="hi_IN" w:bidi="hi_IN"/>
+        </w:rPr>
         <w:t xml:space="preserve">; </w:t>
       </w:r>
       <w:hyperlink r:id="rId24">
         <w:r>
+          <w:rPr>
+            <w:lang w:val="hi_IN" w:bidi="hi_IN"/>
+          </w:rPr>
           <w:rPr>
             <w:color w:val="0000EE"/>
             <w:u w:val="single"/>
@@ -356,10 +587,16 @@
         </w:r>
       </w:hyperlink>
       <w:r>
+        <w:rPr>
+          <w:lang w:val="hi_IN" w:bidi="hi_IN"/>
+        </w:rPr>
         <w:t xml:space="preserve">); (12) चौथा प्याला (देखें </w:t>
       </w:r>
       <w:hyperlink r:id="rId25">
         <w:r>
+          <w:rPr>
+            <w:lang w:val="hi_IN" w:bidi="hi_IN"/>
+          </w:rPr>
           <w:rPr>
             <w:color w:val="0000EE"/>
             <w:u w:val="single"/>
@@ -368,10 +605,16 @@
         </w:r>
       </w:hyperlink>
       <w:r>
+        <w:rPr>
+          <w:lang w:val="hi_IN" w:bidi="hi_IN"/>
+        </w:rPr>
         <w:t xml:space="preserve">[?]; </w:t>
       </w:r>
       <w:hyperlink r:id="rId26">
         <w:r>
+          <w:rPr>
+            <w:lang w:val="hi_IN" w:bidi="hi_IN"/>
+          </w:rPr>
           <w:rPr>
             <w:color w:val="0000EE"/>
             <w:u w:val="single"/>
@@ -380,19 +623,29 @@
         </w:r>
       </w:hyperlink>
       <w:r>
+        <w:rPr>
+          <w:lang w:val="hi_IN" w:bidi="hi_IN"/>
+        </w:rPr>
         <w:t xml:space="preserve">[?]); (13) संगति का समय; (14) </w:t>
       </w:r>
       <w:r>
         <w:rPr>
           <w:i/>
+          <w:lang w:val="hi_IN" w:bidi="hi_IN"/>
         </w:rPr>
         <w:t>हल्लेल</w:t>
       </w:r>
       <w:r>
+        <w:rPr>
+          <w:lang w:val="hi_IN" w:bidi="hi_IN"/>
+        </w:rPr>
         <w:t xml:space="preserve"> का दूसरा भाग (</w:t>
       </w:r>
       <w:hyperlink r:id="rId27">
         <w:r>
+          <w:rPr>
+            <w:lang w:val="hi_IN" w:bidi="hi_IN"/>
+          </w:rPr>
           <w:rPr>
             <w:color w:val="0000EE"/>
             <w:u w:val="single"/>
@@ -401,10 +654,16 @@
         </w:r>
       </w:hyperlink>
       <w:r>
+        <w:rPr>
+          <w:lang w:val="hi_IN" w:bidi="hi_IN"/>
+        </w:rPr>
         <w:t xml:space="preserve">; देखें </w:t>
       </w:r>
       <w:hyperlink r:id="rId28">
         <w:r>
+          <w:rPr>
+            <w:lang w:val="hi_IN" w:bidi="hi_IN"/>
+          </w:rPr>
           <w:rPr>
             <w:color w:val="0000EE"/>
             <w:u w:val="single"/>
@@ -413,10 +672,16 @@
         </w:r>
       </w:hyperlink>
       <w:r>
+        <w:rPr>
+          <w:lang w:val="hi_IN" w:bidi="hi_IN"/>
+        </w:rPr>
         <w:t xml:space="preserve">)। अंतिम भोज के बारे में नये नियम के किसी भी विवरण में विशिष्ट यहूदी फसह के सभी पहलुओं का उल्लेख नहीं है। हालाँकि, फसह के सबसे महत्वपूर्ण पहलू जो प्रभु भोज के प्रारंभिक मसीह उत्सव को अर्थ देते हैं, शामिल हैं (देखें </w:t>
       </w:r>
       <w:hyperlink r:id="rId29">
         <w:r>
+          <w:rPr>
+            <w:lang w:val="hi_IN" w:bidi="hi_IN"/>
+          </w:rPr>
           <w:rPr>
             <w:color w:val="0000EE"/>
             <w:u w:val="single"/>
@@ -425,76 +690,140 @@
         </w:r>
       </w:hyperlink>
       <w:r>
+        <w:rPr>
+          <w:lang w:val="hi_IN" w:bidi="hi_IN"/>
+        </w:rPr>
         <w:t>)। यीशु, परमेश्वर का मेमना, अंतिम फसह का मेमना और पाप के लिए पूर्ण बलिदान है।</w:t>
       </w:r>
     </w:p>
     <w:p>
-      <w:r/>
-      <w:r>
+      <w:pPr/>
+      <w:r>
+        <w:rPr>
+          <w:lang w:val="hi_IN" w:bidi="hi_IN"/>
+        </w:rPr>
+      </w:r>
+      <w:r>
+        <w:rPr>
+          <w:lang w:val="hi_IN" w:bidi="hi_IN"/>
+        </w:rPr>
         <w:t xml:space="preserve">• </w:t>
       </w:r>
       <w:r>
+        <w:rPr>
+          <w:lang w:val="hi_IN" w:bidi="hi_IN"/>
+        </w:rPr>
         <w:t>यह मेरा शरीर है .</w:t>
       </w:r>
       <w:r>
+        <w:rPr>
+          <w:lang w:val="hi_IN" w:bidi="hi_IN"/>
+        </w:rPr>
         <w:t xml:space="preserve"> . . </w:t>
       </w:r>
       <w:r>
+        <w:rPr>
+          <w:lang w:val="hi_IN" w:bidi="hi_IN"/>
+        </w:rPr>
         <w:t>मेरा लहू: सुधार आंदोलन के बाद से</w:t>
       </w:r>
       <w:r>
+        <w:rPr>
+          <w:lang w:val="hi_IN" w:bidi="hi_IN"/>
+        </w:rPr>
         <w:t xml:space="preserve">, </w:t>
       </w:r>
       <w:r>
+        <w:rPr>
+          <w:lang w:val="hi_IN" w:bidi="hi_IN"/>
+        </w:rPr>
         <w:t>यीशु की रोटी और दाखरस के बारे में बयानों की तीन प्रमुख व्याख्याएँ रही हैं: (</w:t>
       </w:r>
       <w:r>
+        <w:rPr>
+          <w:lang w:val="hi_IN" w:bidi="hi_IN"/>
+        </w:rPr>
         <w:t xml:space="preserve">1) </w:t>
       </w:r>
       <w:r>
+        <w:rPr>
+          <w:lang w:val="hi_IN" w:bidi="hi_IN"/>
+        </w:rPr>
         <w:t>कि रोटी और दाखरस यीशु मसीह के वास्तविक शरीर और लहू में बदल जाते हैं (</w:t>
       </w:r>
       <w:r>
         <w:rPr>
           <w:i/>
+          <w:lang w:val="hi_IN" w:bidi="hi_IN"/>
         </w:rPr>
         <w:t>परिवर्तन</w:t>
       </w:r>
       <w:r>
+        <w:rPr>
+          <w:lang w:val="hi_IN" w:bidi="hi_IN"/>
+        </w:rPr>
         <w:t>); (2) यह समझा जाता है कि मसीह वास्तव में संस्कार में रहस्यमय लेकिन वास्तविक तरीके से उपस्थित है जो मानवीय समझ से परे है (</w:t>
       </w:r>
       <w:r>
         <w:rPr>
           <w:i/>
+          <w:lang w:val="hi_IN" w:bidi="hi_IN"/>
         </w:rPr>
         <w:t>वास्तविक उपस्थिति</w:t>
       </w:r>
       <w:r>
+        <w:rPr>
+          <w:lang w:val="hi_IN" w:bidi="hi_IN"/>
+        </w:rPr>
         <w:t xml:space="preserve">); (3) </w:t>
       </w:r>
       <w:r>
+        <w:rPr>
+          <w:lang w:val="hi_IN" w:bidi="hi_IN"/>
+        </w:rPr>
         <w:t>कि रोटी और दाखरस मसीह के शरीर और लहू का प्रतीक हैं</w:t>
       </w:r>
       <w:r>
+        <w:rPr>
+          <w:lang w:val="hi_IN" w:bidi="hi_IN"/>
+        </w:rPr>
         <w:t xml:space="preserve">, </w:t>
       </w:r>
       <w:r>
+        <w:rPr>
+          <w:lang w:val="hi_IN" w:bidi="hi_IN"/>
+        </w:rPr>
         <w:t>जो आत्मा द्वारा विश्वास के माध्यम से प्राप्तकर्ता को लाभान्वित करते हैं (</w:t>
       </w:r>
       <w:r>
         <w:rPr>
           <w:i/>
+          <w:lang w:val="hi_IN" w:bidi="hi_IN"/>
         </w:rPr>
         <w:t>प्रतीकवाद</w:t>
       </w:r>
       <w:r>
+        <w:rPr>
+          <w:lang w:val="hi_IN" w:bidi="hi_IN"/>
+        </w:rPr>
         <w:t>)</w:t>
       </w:r>
       <w:r>
+        <w:rPr>
+          <w:lang w:val="hi_IN" w:bidi="hi_IN"/>
+        </w:rPr>
         <w:t>।</w:t>
       </w:r>
-      <w:r/>
-      <w:r/>
+      <w:r>
+        <w:rPr>
+          <w:lang w:val="hi_IN" w:bidi="hi_IN"/>
+        </w:rPr>
+      </w:r>
+      <w:r>
+        <w:rPr>
+          <w:lang w:val="hi_IN" w:bidi="hi_IN"/>
+        </w:rPr>
+      </w:r>
     </w:p>
     <w:sectPr>
       <w:footnotePr>
@@ -2396,7 +2725,7 @@
     <w:rPrDefault>
       <w:rPr>
         <w:rFonts w:ascii="Times New Roman" w:eastAsia="Times New Roman" w:hAnsi="Times New Roman" w:cs="Times New Roman"/>
-        <w:lang w:val="en-US" w:eastAsia="en-US" w:bidi="ar-SA"/>
+        <w:lang w:val="hi_IN" w:eastAsia="en-US" w:bidi="ar-SA"/>
       </w:rPr>
     </w:rPrDefault>
     <w:pPrDefault/>

--- a/hin/docx/40.content.docx
+++ b/hin/docx/40.content.docx
@@ -28,19 +28,18 @@
       </w:r>
     </w:p>
     <w:p>
-      <w:pPr>
-        <w:pStyle w:val="Heading2"/>
-      </w:pPr>
-      <w:r>
-        <w:rPr>
-          <w:lang w:val="hi_IN" w:bidi="hi_IN"/>
-        </w:rPr>
-        <w:t>License Information</w:t>
-      </w:r>
-      <w:r>
-        <w:rPr>
-          <w:lang w:val="hi_IN" w:bidi="hi_IN"/>
-        </w:rPr>
+      <w:pPr/>
+      <w:r>
+        <w:rPr>
+          <w:lang w:val="hi_IN" w:bidi="hi_IN"/>
+        </w:rPr>
+      </w:r>
+      <w:r>
+        <w:rPr>
+          <w:b/>
+          <w:lang w:val="hi_IN" w:bidi="hi_IN"/>
+        </w:rPr>
+        <w:t>Aquifer Open Study Notes</w:t>
       </w:r>
     </w:p>
     <w:p>
@@ -52,22 +51,9 @@
       </w:r>
       <w:r>
         <w:rPr>
-          <w:b/>
-          <w:lang w:val="hi_IN" w:bidi="hi_IN"/>
-        </w:rPr>
-        <w:t>अध्ययन नोट्स (टिंडेल)</w:t>
-      </w:r>
-      <w:r>
-        <w:rPr>
-          <w:lang w:val="hi_IN" w:bidi="hi_IN"/>
-        </w:rPr>
-        <w:t xml:space="preserve"> (Hindi) is based on</w:t>
-      </w:r>
-      <w:r>
-        <w:rPr>
-          <w:lang w:val="hi_IN" w:bidi="hi_IN"/>
-        </w:rPr>
-        <w:t xml:space="preserve">: </w:t>
+          <w:lang w:val="hi_IN" w:bidi="hi_IN"/>
+        </w:rPr>
+        <w:t xml:space="preserve">This work is an adaptation of </w:t>
       </w:r>
       <w:r>
         <w:rPr>
@@ -79,48 +65,19 @@
         <w:rPr>
           <w:lang w:val="hi_IN" w:bidi="hi_IN"/>
         </w:rPr>
-        <w:t xml:space="preserve">, </w:t>
-      </w:r>
-      <w:hyperlink r:id="rId13">
-        <w:r>
-          <w:rPr>
-            <w:lang w:val="hi_IN" w:bidi="hi_IN"/>
-          </w:rPr>
-          <w:rPr>
-            <w:color w:val="0000EE"/>
-            <w:u w:val="single"/>
-          </w:rPr>
-          <w:t>Tyndale House Publishers</w:t>
-        </w:r>
-      </w:hyperlink>
-      <w:r>
-        <w:rPr>
-          <w:lang w:val="hi_IN" w:bidi="hi_IN"/>
-        </w:rPr>
-        <w:t xml:space="preserve">, 2019, which is licensed under a </w:t>
-      </w:r>
-      <w:hyperlink r:id="rId14">
-        <w:r>
-          <w:rPr>
-            <w:lang w:val="hi_IN" w:bidi="hi_IN"/>
-          </w:rPr>
-          <w:rPr>
-            <w:color w:val="0000EE"/>
-            <w:u w:val="single"/>
-          </w:rPr>
-          <w:t>CC BY-SA 4.0 license</w:t>
-        </w:r>
-      </w:hyperlink>
-      <w:r>
-        <w:rPr>
-          <w:lang w:val="hi_IN" w:bidi="hi_IN"/>
-        </w:rPr>
-        <w:t>.</w:t>
-      </w:r>
-      <w:r>
-        <w:rPr>
-          <w:lang w:val="hi_IN" w:bidi="hi_IN"/>
-        </w:rPr>
+        <w:t xml:space="preserve"> © 2023 Tyndale House Publishers, licensed under the CC BY-SA 4.0 license. The adaptation, </w:t>
+      </w:r>
+      <w:r>
+        <w:rPr>
+          <w:lang w:val="hi_IN" w:bidi="hi_IN"/>
+        </w:rPr>
+        <w:t>Aquifer Open Study Notes</w:t>
+      </w:r>
+      <w:r>
+        <w:rPr>
+          <w:lang w:val="hi_IN" w:bidi="hi_IN"/>
+        </w:rPr>
+        <w:t>, was created by Mission Mutual and is also licensed under CC BY-SA 4.0.</w:t>
       </w:r>
     </w:p>
     <w:p>
@@ -134,7 +91,7 @@
         <w:rPr>
           <w:lang w:val="hi_IN" w:bidi="hi_IN"/>
         </w:rPr>
-        <w:t>This PDF version is provided under the same license.</w:t>
+        <w:t>This resource has been adapted into multiple languages, including English, Tok Pisin, Arabic (عربي), French (Français), Hindi (हिंदी), Indonesian (Bahasa Indonesia), Portuguese (Português), Russian (Русский), Spanish (Español), Swahili (Kiswahili), and Simplified Chinese (简体中文).</w:t>
       </w:r>
       <w:r>
         <w:rPr>
@@ -296,7 +253,7 @@
         </w:rPr>
         <w:t xml:space="preserve">अंतिम भोज का महत्व आंशिक रूप से यहूदी फसह से प्राप्त होता है (देखें </w:t>
       </w:r>
-      <w:hyperlink r:id="rId15">
+      <w:hyperlink r:id="rId13">
         <w:r>
           <w:rPr>
             <w:lang w:val="hi_IN" w:bidi="hi_IN"/>
@@ -326,7 +283,7 @@
         </w:rPr>
         <w:t xml:space="preserve">: (1) उत्सव आशीर्वाद; (2) पहला प्याला (देखें </w:t>
       </w:r>
-      <w:hyperlink r:id="rId16">
+      <w:hyperlink r:id="rId14">
         <w:r>
           <w:rPr>
             <w:lang w:val="hi_IN" w:bidi="hi_IN"/>
@@ -344,7 +301,7 @@
         </w:rPr>
         <w:t xml:space="preserve">); (3) कड़वे जड़ी-बूटियों का खाना (देखें </w:t>
       </w:r>
-      <w:hyperlink r:id="rId17">
+      <w:hyperlink r:id="rId15">
         <w:r>
           <w:rPr>
             <w:lang w:val="hi_IN" w:bidi="hi_IN"/>
@@ -374,7 +331,7 @@
         </w:rPr>
         <w:t>; (4) बिना खमीर की रोटी खाना (</w:t>
       </w:r>
-      <w:hyperlink r:id="rId18">
+      <w:hyperlink r:id="rId16">
         <w:r>
           <w:rPr>
             <w:lang w:val="hi_IN" w:bidi="hi_IN"/>
@@ -392,7 +349,7 @@
         </w:rPr>
         <w:t xml:space="preserve">; </w:t>
       </w:r>
-      <w:hyperlink r:id="rId19">
+      <w:hyperlink r:id="rId17">
         <w:r>
           <w:rPr>
             <w:lang w:val="hi_IN" w:bidi="hi_IN"/>
@@ -423,7 +380,7 @@
         </w:rPr>
         <w:t xml:space="preserve"> (पाठ) दिया जाता है (</w:t>
       </w:r>
-      <w:hyperlink r:id="rId15">
+      <w:hyperlink r:id="rId13">
         <w:r>
           <w:rPr>
             <w:lang w:val="hi_IN" w:bidi="hi_IN"/>
@@ -454,7 +411,7 @@
         </w:rPr>
         <w:t xml:space="preserve"> का पहला भाग (</w:t>
       </w:r>
-      <w:hyperlink r:id="rId20">
+      <w:hyperlink r:id="rId18">
         <w:r>
           <w:rPr>
             <w:lang w:val="hi_IN" w:bidi="hi_IN"/>
@@ -484,7 +441,7 @@
         </w:rPr>
         <w:t>); (8) दूसरा प्याला लिया जाता है; (9) बिना खमीर की रोटी का आशीष और खाना (</w:t>
       </w:r>
-      <w:hyperlink r:id="rId18">
+      <w:hyperlink r:id="rId16">
         <w:r>
           <w:rPr>
             <w:lang w:val="hi_IN" w:bidi="hi_IN"/>
@@ -502,7 +459,7 @@
         </w:rPr>
         <w:t xml:space="preserve">; </w:t>
       </w:r>
-      <w:hyperlink r:id="rId19">
+      <w:hyperlink r:id="rId17">
         <w:r>
           <w:rPr>
             <w:lang w:val="hi_IN" w:bidi="hi_IN"/>
@@ -520,7 +477,7 @@
         </w:rPr>
         <w:t xml:space="preserve">; </w:t>
       </w:r>
-      <w:hyperlink r:id="rId21">
+      <w:hyperlink r:id="rId19">
         <w:r>
           <w:rPr>
             <w:lang w:val="hi_IN" w:bidi="hi_IN"/>
@@ -538,7 +495,7 @@
         </w:rPr>
         <w:t>); (10) फसह का मेमना खाया जाता है; (11) तीसरा प्याला (</w:t>
       </w:r>
-      <w:hyperlink r:id="rId22">
+      <w:hyperlink r:id="rId20">
         <w:r>
           <w:rPr>
             <w:lang w:val="hi_IN" w:bidi="hi_IN"/>
@@ -556,7 +513,7 @@
         </w:rPr>
         <w:t xml:space="preserve">; </w:t>
       </w:r>
-      <w:hyperlink r:id="rId23">
+      <w:hyperlink r:id="rId21">
         <w:r>
           <w:rPr>
             <w:lang w:val="hi_IN" w:bidi="hi_IN"/>
@@ -574,7 +531,7 @@
         </w:rPr>
         <w:t xml:space="preserve">; </w:t>
       </w:r>
-      <w:hyperlink r:id="rId24">
+      <w:hyperlink r:id="rId22">
         <w:r>
           <w:rPr>
             <w:lang w:val="hi_IN" w:bidi="hi_IN"/>
@@ -592,7 +549,7 @@
         </w:rPr>
         <w:t xml:space="preserve">); (12) चौथा प्याला (देखें </w:t>
       </w:r>
-      <w:hyperlink r:id="rId25">
+      <w:hyperlink r:id="rId23">
         <w:r>
           <w:rPr>
             <w:lang w:val="hi_IN" w:bidi="hi_IN"/>
@@ -610,7 +567,7 @@
         </w:rPr>
         <w:t xml:space="preserve">[?]; </w:t>
       </w:r>
-      <w:hyperlink r:id="rId26">
+      <w:hyperlink r:id="rId24">
         <w:r>
           <w:rPr>
             <w:lang w:val="hi_IN" w:bidi="hi_IN"/>
@@ -641,7 +598,7 @@
         </w:rPr>
         <w:t xml:space="preserve"> का दूसरा भाग (</w:t>
       </w:r>
-      <w:hyperlink r:id="rId27">
+      <w:hyperlink r:id="rId25">
         <w:r>
           <w:rPr>
             <w:lang w:val="hi_IN" w:bidi="hi_IN"/>
@@ -659,7 +616,7 @@
         </w:rPr>
         <w:t xml:space="preserve">; देखें </w:t>
       </w:r>
-      <w:hyperlink r:id="rId28">
+      <w:hyperlink r:id="rId26">
         <w:r>
           <w:rPr>
             <w:lang w:val="hi_IN" w:bidi="hi_IN"/>
@@ -677,7 +634,7 @@
         </w:rPr>
         <w:t xml:space="preserve">)। अंतिम भोज के बारे में नये नियम के किसी भी विवरण में विशिष्ट यहूदी फसह के सभी पहलुओं का उल्लेख नहीं है। हालाँकि, फसह के सबसे महत्वपूर्ण पहलू जो प्रभु भोज के प्रारंभिक मसीह उत्सव को अर्थ देते हैं, शामिल हैं (देखें </w:t>
       </w:r>
-      <w:hyperlink r:id="rId29">
+      <w:hyperlink r:id="rId27">
         <w:r>
           <w:rPr>
             <w:lang w:val="hi_IN" w:bidi="hi_IN"/>

--- a/hin/docx/40.content.docx
+++ b/hin/docx/40.content.docx
@@ -163,13 +163,6 @@
         <w:rPr>
           <w:lang w:val="hi_IN" w:bidi="hi_IN"/>
         </w:rPr>
-      </w:r>
-      <w:r>
-        <w:rPr>
-          <w:i/>
-          <w:lang w:val="hi_IN" w:bidi="hi_IN"/>
-        </w:rPr>
-        <w:t>मत्ती 26:26–29</w:t>
       </w:r>
       <w:r>
         <w:rPr>

--- a/hin/docx/40.content.docx
+++ b/hin/docx/40.content.docx
@@ -150,19 +150,6 @@
           <w:lang w:val="hi_IN" w:bidi="hi_IN"/>
         </w:rPr>
         <w:t>MAT</w:t>
-      </w:r>
-      <w:r>
-        <w:rPr>
-          <w:lang w:val="hi_IN" w:bidi="hi_IN"/>
-        </w:rPr>
-      </w:r>
-    </w:p>
-    <w:p>
-      <w:pPr/>
-      <w:r>
-        <w:rPr>
-          <w:lang w:val="hi_IN" w:bidi="hi_IN"/>
-        </w:rPr>
       </w:r>
       <w:r>
         <w:rPr>

--- a/hin/docx/40.content.docx
+++ b/hin/docx/40.content.docx
@@ -19,7 +19,7 @@
         <w:rPr>
           <w:lang w:val="hi_IN" w:bidi="hi_IN"/>
         </w:rPr>
-        <w:t>Resource: अध्ययन नोट्स (टिंडेल)</w:t>
+        <w:t>Resource: Tyndale Open Study Notes</w:t>
       </w:r>
       <w:r>
         <w:rPr>
@@ -112,7 +112,7 @@
         <w:rPr>
           <w:lang w:val="hi_IN" w:bidi="hi_IN"/>
         </w:rPr>
-        <w:t>अध्ययन नोट्स (टिंडेल)</w:t>
+        <w:t>Tyndale Open Study Notes</w:t>
       </w:r>
     </w:p>
     <w:p>

--- a/hin/docx/40.content.docx
+++ b/hin/docx/40.content.docx
@@ -19,7 +19,7 @@
         <w:rPr>
           <w:lang w:val="hi_IN" w:bidi="hi_IN"/>
         </w:rPr>
-        <w:t>Resource: Tyndale Open Study Notes</w:t>
+        <w:t>Resource: Aquifer Open Study Notes</w:t>
       </w:r>
       <w:r>
         <w:rPr>
@@ -112,7 +112,7 @@
         <w:rPr>
           <w:lang w:val="hi_IN" w:bidi="hi_IN"/>
         </w:rPr>
-        <w:t>Tyndale Open Study Notes</w:t>
+        <w:t>Aquifer Open Study Notes</w:t>
       </w:r>
     </w:p>
     <w:p>

--- a/hin/docx/40.content.docx
+++ b/hin/docx/40.content.docx
@@ -233,18 +233,12 @@
         </w:rPr>
         <w:t xml:space="preserve">अंतिम भोज का महत्व आंशिक रूप से यहूदी फसह से प्राप्त होता है (देखें </w:t>
       </w:r>
-      <w:hyperlink r:id="rId13">
-        <w:r>
-          <w:rPr>
-            <w:lang w:val="hi_IN" w:bidi="hi_IN"/>
-          </w:rPr>
-          <w:rPr>
-            <w:color w:val="0000EE"/>
-            <w:u w:val="single"/>
-          </w:rPr>
-          <w:t>निर्ग 12</w:t>
-        </w:r>
-      </w:hyperlink>
+      <w:r>
+        <w:rPr>
+          <w:lang w:val="hi_IN" w:bidi="hi_IN"/>
+        </w:rPr>
+        <w:t>निर्ग 12</w:t>
+      </w:r>
       <w:r>
         <w:rPr>
           <w:lang w:val="hi_IN" w:bidi="hi_IN"/>
@@ -263,36 +257,24 @@
         </w:rPr>
         <w:t xml:space="preserve">: (1) उत्सव आशीर्वाद; (2) पहला प्याला (देखें </w:t>
       </w:r>
-      <w:hyperlink r:id="rId14">
-        <w:r>
-          <w:rPr>
-            <w:lang w:val="hi_IN" w:bidi="hi_IN"/>
-          </w:rPr>
-          <w:rPr>
-            <w:color w:val="0000EE"/>
-            <w:u w:val="single"/>
-          </w:rPr>
-          <w:t>लूका 22:17–18</w:t>
-        </w:r>
-      </w:hyperlink>
+      <w:r>
+        <w:rPr>
+          <w:lang w:val="hi_IN" w:bidi="hi_IN"/>
+        </w:rPr>
+        <w:t>लूका 22:17–18</w:t>
+      </w:r>
       <w:r>
         <w:rPr>
           <w:lang w:val="hi_IN" w:bidi="hi_IN"/>
         </w:rPr>
         <w:t xml:space="preserve">); (3) कड़वे जड़ी-बूटियों का खाना (देखें </w:t>
       </w:r>
-      <w:hyperlink r:id="rId15">
-        <w:r>
-          <w:rPr>
-            <w:lang w:val="hi_IN" w:bidi="hi_IN"/>
-          </w:rPr>
-          <w:rPr>
-            <w:color w:val="0000EE"/>
-            <w:u w:val="single"/>
-          </w:rPr>
-          <w:t>मत्ती 26:23</w:t>
-        </w:r>
-      </w:hyperlink>
+      <w:r>
+        <w:rPr>
+          <w:lang w:val="hi_IN" w:bidi="hi_IN"/>
+        </w:rPr>
+        <w:t>मत्ती 26:23</w:t>
+      </w:r>
       <w:r>
         <w:rPr>
           <w:lang w:val="hi_IN" w:bidi="hi_IN"/>
@@ -311,36 +293,24 @@
         </w:rPr>
         <w:t>; (4) बिना खमीर की रोटी खाना (</w:t>
       </w:r>
-      <w:hyperlink r:id="rId16">
-        <w:r>
-          <w:rPr>
-            <w:lang w:val="hi_IN" w:bidi="hi_IN"/>
-          </w:rPr>
-          <w:rPr>
-            <w:color w:val="0000EE"/>
-            <w:u w:val="single"/>
-          </w:rPr>
-          <w:t>26:26</w:t>
-        </w:r>
-      </w:hyperlink>
+      <w:r>
+        <w:rPr>
+          <w:lang w:val="hi_IN" w:bidi="hi_IN"/>
+        </w:rPr>
+        <w:t>26:26</w:t>
+      </w:r>
       <w:r>
         <w:rPr>
           <w:lang w:val="hi_IN" w:bidi="hi_IN"/>
         </w:rPr>
         <w:t xml:space="preserve">; </w:t>
       </w:r>
-      <w:hyperlink r:id="rId17">
-        <w:r>
-          <w:rPr>
-            <w:lang w:val="hi_IN" w:bidi="hi_IN"/>
-          </w:rPr>
-          <w:rPr>
-            <w:color w:val="0000EE"/>
-            <w:u w:val="single"/>
-          </w:rPr>
-          <w:t>मरकुस 14:22</w:t>
-        </w:r>
-      </w:hyperlink>
+      <w:r>
+        <w:rPr>
+          <w:lang w:val="hi_IN" w:bidi="hi_IN"/>
+        </w:rPr>
+        <w:t>मरकुस 14:22</w:t>
+      </w:r>
       <w:r>
         <w:rPr>
           <w:lang w:val="hi_IN" w:bidi="hi_IN"/>
@@ -360,18 +330,12 @@
         </w:rPr>
         <w:t xml:space="preserve"> (पाठ) दिया जाता है (</w:t>
       </w:r>
-      <w:hyperlink r:id="rId13">
-        <w:r>
-          <w:rPr>
-            <w:lang w:val="hi_IN" w:bidi="hi_IN"/>
-          </w:rPr>
-          <w:rPr>
-            <w:color w:val="0000EE"/>
-            <w:u w:val="single"/>
-          </w:rPr>
-          <w:t>निर्ग 12</w:t>
-        </w:r>
-      </w:hyperlink>
+      <w:r>
+        <w:rPr>
+          <w:lang w:val="hi_IN" w:bidi="hi_IN"/>
+        </w:rPr>
+        <w:t>निर्ग 12</w:t>
+      </w:r>
       <w:r>
         <w:rPr>
           <w:lang w:val="hi_IN" w:bidi="hi_IN"/>
@@ -391,18 +355,12 @@
         </w:rPr>
         <w:t xml:space="preserve"> का पहला भाग (</w:t>
       </w:r>
-      <w:hyperlink r:id="rId18">
-        <w:r>
-          <w:rPr>
-            <w:lang w:val="hi_IN" w:bidi="hi_IN"/>
-          </w:rPr>
-          <w:rPr>
-            <w:color w:val="0000EE"/>
-            <w:u w:val="single"/>
-          </w:rPr>
-          <w:t>भज 113–114</w:t>
-        </w:r>
-      </w:hyperlink>
+      <w:r>
+        <w:rPr>
+          <w:lang w:val="hi_IN" w:bidi="hi_IN"/>
+        </w:rPr>
+        <w:t>भज 113–114</w:t>
+      </w:r>
       <w:r>
         <w:rPr>
           <w:lang w:val="hi_IN" w:bidi="hi_IN"/>
@@ -421,144 +379,96 @@
         </w:rPr>
         <w:t>); (8) दूसरा प्याला लिया जाता है; (9) बिना खमीर की रोटी का आशीष और खाना (</w:t>
       </w:r>
-      <w:hyperlink r:id="rId16">
-        <w:r>
-          <w:rPr>
-            <w:lang w:val="hi_IN" w:bidi="hi_IN"/>
-          </w:rPr>
-          <w:rPr>
-            <w:color w:val="0000EE"/>
-            <w:u w:val="single"/>
-          </w:rPr>
-          <w:t>मत्ती 26:26</w:t>
-        </w:r>
-      </w:hyperlink>
+      <w:r>
+        <w:rPr>
+          <w:lang w:val="hi_IN" w:bidi="hi_IN"/>
+        </w:rPr>
+        <w:t>मत्ती 26:26</w:t>
+      </w:r>
       <w:r>
         <w:rPr>
           <w:lang w:val="hi_IN" w:bidi="hi_IN"/>
         </w:rPr>
         <w:t xml:space="preserve">; </w:t>
       </w:r>
-      <w:hyperlink r:id="rId17">
-        <w:r>
-          <w:rPr>
-            <w:lang w:val="hi_IN" w:bidi="hi_IN"/>
-          </w:rPr>
-          <w:rPr>
-            <w:color w:val="0000EE"/>
-            <w:u w:val="single"/>
-          </w:rPr>
-          <w:t>मरकुस 14:22</w:t>
-        </w:r>
-      </w:hyperlink>
+      <w:r>
+        <w:rPr>
+          <w:lang w:val="hi_IN" w:bidi="hi_IN"/>
+        </w:rPr>
+        <w:t>मरकुस 14:22</w:t>
+      </w:r>
       <w:r>
         <w:rPr>
           <w:lang w:val="hi_IN" w:bidi="hi_IN"/>
         </w:rPr>
         <w:t xml:space="preserve">; </w:t>
       </w:r>
-      <w:hyperlink r:id="rId19">
-        <w:r>
-          <w:rPr>
-            <w:lang w:val="hi_IN" w:bidi="hi_IN"/>
-          </w:rPr>
-          <w:rPr>
-            <w:color w:val="0000EE"/>
-            <w:u w:val="single"/>
-          </w:rPr>
-          <w:t>लूका 22:19</w:t>
-        </w:r>
-      </w:hyperlink>
+      <w:r>
+        <w:rPr>
+          <w:lang w:val="hi_IN" w:bidi="hi_IN"/>
+        </w:rPr>
+        <w:t>लूका 22:19</w:t>
+      </w:r>
       <w:r>
         <w:rPr>
           <w:lang w:val="hi_IN" w:bidi="hi_IN"/>
         </w:rPr>
         <w:t>); (10) फसह का मेमना खाया जाता है; (11) तीसरा प्याला (</w:t>
       </w:r>
-      <w:hyperlink r:id="rId20">
-        <w:r>
-          <w:rPr>
-            <w:lang w:val="hi_IN" w:bidi="hi_IN"/>
-          </w:rPr>
-          <w:rPr>
-            <w:color w:val="0000EE"/>
-            <w:u w:val="single"/>
-          </w:rPr>
-          <w:t>मत्ती 26:27–28</w:t>
-        </w:r>
-      </w:hyperlink>
+      <w:r>
+        <w:rPr>
+          <w:lang w:val="hi_IN" w:bidi="hi_IN"/>
+        </w:rPr>
+        <w:t>मत्ती 26:27–28</w:t>
+      </w:r>
       <w:r>
         <w:rPr>
           <w:lang w:val="hi_IN" w:bidi="hi_IN"/>
         </w:rPr>
         <w:t xml:space="preserve">; </w:t>
       </w:r>
-      <w:hyperlink r:id="rId21">
-        <w:r>
-          <w:rPr>
-            <w:lang w:val="hi_IN" w:bidi="hi_IN"/>
-          </w:rPr>
-          <w:rPr>
-            <w:color w:val="0000EE"/>
-            <w:u w:val="single"/>
-          </w:rPr>
-          <w:t>मरकुस 14:23–24</w:t>
-        </w:r>
-      </w:hyperlink>
+      <w:r>
+        <w:rPr>
+          <w:lang w:val="hi_IN" w:bidi="hi_IN"/>
+        </w:rPr>
+        <w:t>मरकुस 14:23–24</w:t>
+      </w:r>
       <w:r>
         <w:rPr>
           <w:lang w:val="hi_IN" w:bidi="hi_IN"/>
         </w:rPr>
         <w:t xml:space="preserve">; </w:t>
       </w:r>
-      <w:hyperlink r:id="rId22">
-        <w:r>
-          <w:rPr>
-            <w:lang w:val="hi_IN" w:bidi="hi_IN"/>
-          </w:rPr>
-          <w:rPr>
-            <w:color w:val="0000EE"/>
-            <w:u w:val="single"/>
-          </w:rPr>
-          <w:t>लूका 22:20</w:t>
-        </w:r>
-      </w:hyperlink>
+      <w:r>
+        <w:rPr>
+          <w:lang w:val="hi_IN" w:bidi="hi_IN"/>
+        </w:rPr>
+        <w:t>लूका 22:20</w:t>
+      </w:r>
       <w:r>
         <w:rPr>
           <w:lang w:val="hi_IN" w:bidi="hi_IN"/>
         </w:rPr>
         <w:t xml:space="preserve">); (12) चौथा प्याला (देखें </w:t>
       </w:r>
-      <w:hyperlink r:id="rId23">
-        <w:r>
-          <w:rPr>
-            <w:lang w:val="hi_IN" w:bidi="hi_IN"/>
-          </w:rPr>
-          <w:rPr>
-            <w:color w:val="0000EE"/>
-            <w:u w:val="single"/>
-          </w:rPr>
-          <w:t>मत्ती 26:29</w:t>
-        </w:r>
-      </w:hyperlink>
+      <w:r>
+        <w:rPr>
+          <w:lang w:val="hi_IN" w:bidi="hi_IN"/>
+        </w:rPr>
+        <w:t>मत्ती 26:29</w:t>
+      </w:r>
       <w:r>
         <w:rPr>
           <w:lang w:val="hi_IN" w:bidi="hi_IN"/>
         </w:rPr>
         <w:t xml:space="preserve">[?]; </w:t>
       </w:r>
-      <w:hyperlink r:id="rId24">
-        <w:r>
-          <w:rPr>
-            <w:lang w:val="hi_IN" w:bidi="hi_IN"/>
-          </w:rPr>
-          <w:rPr>
-            <w:color w:val="0000EE"/>
-            <w:u w:val="single"/>
-          </w:rPr>
-          <w:t>मरकुस 14:25</w:t>
-        </w:r>
-      </w:hyperlink>
+      <w:r>
+        <w:rPr>
+          <w:lang w:val="hi_IN" w:bidi="hi_IN"/>
+        </w:rPr>
+        <w:t>मरकुस 14:25</w:t>
+      </w:r>
       <w:r>
         <w:rPr>
           <w:lang w:val="hi_IN" w:bidi="hi_IN"/>
@@ -578,54 +488,36 @@
         </w:rPr>
         <w:t xml:space="preserve"> का दूसरा भाग (</w:t>
       </w:r>
-      <w:hyperlink r:id="rId25">
-        <w:r>
-          <w:rPr>
-            <w:lang w:val="hi_IN" w:bidi="hi_IN"/>
-          </w:rPr>
-          <w:rPr>
-            <w:color w:val="0000EE"/>
-            <w:u w:val="single"/>
-          </w:rPr>
-          <w:t>भज 115–118</w:t>
-        </w:r>
-      </w:hyperlink>
+      <w:r>
+        <w:rPr>
+          <w:lang w:val="hi_IN" w:bidi="hi_IN"/>
+        </w:rPr>
+        <w:t>भज 115–118</w:t>
+      </w:r>
       <w:r>
         <w:rPr>
           <w:lang w:val="hi_IN" w:bidi="hi_IN"/>
         </w:rPr>
         <w:t xml:space="preserve">; देखें </w:t>
       </w:r>
-      <w:hyperlink r:id="rId26">
-        <w:r>
-          <w:rPr>
-            <w:lang w:val="hi_IN" w:bidi="hi_IN"/>
-          </w:rPr>
-          <w:rPr>
-            <w:color w:val="0000EE"/>
-            <w:u w:val="single"/>
-          </w:rPr>
-          <w:t>मत्ती 26:30</w:t>
-        </w:r>
-      </w:hyperlink>
+      <w:r>
+        <w:rPr>
+          <w:lang w:val="hi_IN" w:bidi="hi_IN"/>
+        </w:rPr>
+        <w:t>मत्ती 26:30</w:t>
+      </w:r>
       <w:r>
         <w:rPr>
           <w:lang w:val="hi_IN" w:bidi="hi_IN"/>
         </w:rPr>
         <w:t xml:space="preserve">)। अंतिम भोज के बारे में नये नियम के किसी भी विवरण में विशिष्ट यहूदी फसह के सभी पहलुओं का उल्लेख नहीं है। हालाँकि, फसह के सबसे महत्वपूर्ण पहलू जो प्रभु भोज के प्रारंभिक मसीह उत्सव को अर्थ देते हैं, शामिल हैं (देखें </w:t>
       </w:r>
-      <w:hyperlink r:id="rId27">
-        <w:r>
-          <w:rPr>
-            <w:lang w:val="hi_IN" w:bidi="hi_IN"/>
-          </w:rPr>
-          <w:rPr>
-            <w:color w:val="0000EE"/>
-            <w:u w:val="single"/>
-          </w:rPr>
-          <w:t>1 कुरि 11:23–25</w:t>
-        </w:r>
-      </w:hyperlink>
+      <w:r>
+        <w:rPr>
+          <w:lang w:val="hi_IN" w:bidi="hi_IN"/>
+        </w:rPr>
+        <w:t>1 कुरि 11:23–25</w:t>
+      </w:r>
       <w:r>
         <w:rPr>
           <w:lang w:val="hi_IN" w:bidi="hi_IN"/>
